--- a/production/worksheets/01-ch1-energy-detectives-student.docx
+++ b/production/worksheets/01-ch1-energy-detectives-student.docx
@@ -23,7 +23,7 @@
         <w:rPr>
           <w:i/>
           <w:color w:val="444444"/>
-          <w:sz w:val="22"/>
+          <w:sz w:val="24"/>
         </w:rPr>
         <w:t>Chapter 1 · Use with Lesson 1</w:t>
       </w:r>
@@ -186,7 +186,7 @@
         <w:rPr>
           <w:i w:val="0"/>
           <w:color w:val="444444"/>
-          <w:sz w:val="22"/>
+          <w:sz w:val="24"/>
         </w:rPr>
         <w:t>Find three classroom examples of change. Do not copy the class example.</w:t>
       </w:r>
@@ -218,7 +218,7 @@
               <w:rPr>
                 <w:b/>
                 <w:color w:val="1F3A5F"/>
-                <w:sz w:val="20"/>
+                <w:sz w:val="24"/>
               </w:rPr>
               <w:t>Object / System</w:t>
             </w:r>
@@ -235,7 +235,7 @@
               <w:rPr>
                 <w:b/>
                 <w:color w:val="1F3A5F"/>
-                <w:sz w:val="20"/>
+                <w:sz w:val="24"/>
               </w:rPr>
               <w:t>Before</w:t>
             </w:r>
@@ -252,7 +252,7 @@
               <w:rPr>
                 <w:b/>
                 <w:color w:val="1F3A5F"/>
-                <w:sz w:val="20"/>
+                <w:sz w:val="24"/>
               </w:rPr>
               <w:t>After</w:t>
             </w:r>
@@ -269,7 +269,7 @@
               <w:rPr>
                 <w:b/>
                 <w:color w:val="1F3A5F"/>
-                <w:sz w:val="20"/>
+                <w:sz w:val="24"/>
               </w:rPr>
               <w:t>Observable Change</w:t>
             </w:r>
@@ -286,7 +286,7 @@
               <w:rPr>
                 <w:b/>
                 <w:color w:val="1F3A5F"/>
-                <w:sz w:val="20"/>
+                <w:sz w:val="24"/>
               </w:rPr>
               <w:t>Evidence of Energy</w:t>
             </w:r>
@@ -303,7 +303,7 @@
               <w:rPr>
                 <w:b/>
                 <w:color w:val="1F3A5F"/>
-                <w:sz w:val="20"/>
+                <w:sz w:val="24"/>
               </w:rPr>
               <w:t>Possible Energy Form</w:t>
             </w:r>
@@ -544,7 +544,7 @@
         <w:rPr>
           <w:i w:val="0"/>
           <w:color w:val="444444"/>
-          <w:sz w:val="22"/>
+          <w:sz w:val="24"/>
         </w:rPr>
         <w:t>Write one question you still have:</w:t>
       </w:r>

--- a/production/worksheets/01-ch1-energy-detectives-student.docx
+++ b/production/worksheets/01-ch1-energy-detectives-student.docx
@@ -25,7 +25,7 @@
           <w:color w:val="444444"/>
           <w:sz w:val="24"/>
         </w:rPr>
-        <w:t>Chapter 1 · Use with Lesson 1</w:t>
+        <w:t>Chapter 1 · Week 1 · Friday FLEX · OPTIONAL</w:t>
       </w:r>
     </w:p>
     <w:p>
@@ -69,7 +69,7 @@
           <w:color w:val="1F3A5F"/>
           <w:sz w:val="26"/>
         </w:rPr>
-        <w:t>What changed, and what does the change tell us about energy?</w:t>
+        <w:t>Where can we observe evidence of energy causing change?</w:t>
       </w:r>
     </w:p>
     <w:p>

--- a/production/worksheets/01-ch1-energy-detectives-student.docx
+++ b/production/worksheets/01-ch1-energy-detectives-student.docx
@@ -4,660 +4,1799 @@
   <w:body>
     <w:p>
       <w:pPr>
-        <w:spacing w:after="80"/>
+        <w:spacing w:before="0" w:after="40"/>
       </w:pPr>
       <w:r>
         <w:rPr>
+          <w:rFonts w:ascii="Avenir Next" w:hAnsi="Avenir Next"/>
           <w:b/>
-          <w:color w:val="1F3A5F"/>
+          <w:i w:val="0"/>
+          <w:color w:val="4A5268"/>
+          <w:sz w:val="19"/>
+          <w:u w:val="none"/>
+          <w:rFonts w:ascii="Avenir Next" w:hAnsi="Avenir Next" w:cs="Avenir Next"/>
+        </w:rPr>
+        <w:t>UNIT 1 · ENERGY TRANSFER &amp; TRANSFORMATION</w:t>
+      </w:r>
+    </w:p>
+    <w:p>
+      <w:pPr>
+        <w:spacing w:before="0" w:after="40"/>
+      </w:pPr>
+      <w:r>
+        <w:rPr>
+          <w:rFonts w:ascii="Avenir Next" w:hAnsi="Avenir Next"/>
+          <w:b/>
+          <w:i w:val="0"/>
+          <w:color w:val="1F2A5A"/>
           <w:sz w:val="44"/>
+          <w:u w:val="none"/>
+          <w:rFonts w:ascii="Avenir Next" w:hAnsi="Avenir Next" w:cs="Avenir Next"/>
         </w:rPr>
         <w:t>Energy Detectives — Scavenger Hunt</w:t>
       </w:r>
     </w:p>
     <w:p>
       <w:pPr>
-        <w:spacing w:after="80"/>
+        <w:spacing w:before="0" w:after="80"/>
       </w:pPr>
       <w:r>
         <w:rPr>
-          <w:i/>
-          <w:color w:val="444444"/>
+          <w:rFonts w:ascii="Avenir Next" w:hAnsi="Avenir Next"/>
+          <w:b/>
+          <w:i w:val="0"/>
+          <w:color w:val="7A5620"/>
           <w:sz w:val="24"/>
+          <w:u w:val="none"/>
+          <w:rFonts w:ascii="Avenir Next" w:hAnsi="Avenir Next" w:cs="Avenir Next"/>
         </w:rPr>
-        <w:t>Chapter 1 · Week 1 · Friday FLEX · OPTIONAL</w:t>
+        <w:t>Chapter 1 · OPTIONAL · NOT GRADED · Friday FLEX or review day</w:t>
       </w:r>
     </w:p>
     <w:p>
       <w:pPr>
-        <w:spacing w:after="160"/>
+        <w:spacing w:before="0" w:after="120" w:line="520" w:lineRule="exact"/>
       </w:pPr>
       <w:r>
         <w:rPr>
+          <w:rFonts w:ascii="Avenir Next" w:hAnsi="Avenir Next"/>
+          <w:b/>
+          <w:i w:val="0"/>
+          <w:color w:val="1A1D26"/>
           <w:sz w:val="24"/>
+          <w:u w:val="none"/>
+          <w:rFonts w:ascii="Avenir Next" w:hAnsi="Avenir Next" w:cs="Avenir Next"/>
         </w:rPr>
-        <w:t>Name: ____________________________</w:t>
+        <w:t xml:space="preserve">Name: </w:t>
       </w:r>
       <w:r>
         <w:rPr>
+          <w:rFonts w:ascii="Avenir Next" w:hAnsi="Avenir Next"/>
+          <w:b w:val="0"/>
+          <w:i w:val="0"/>
+          <w:color w:val="1A1D26"/>
           <w:sz w:val="24"/>
+          <w:u w:val="single"/>
+          <w:rFonts w:ascii="Avenir Next" w:hAnsi="Avenir Next" w:cs="Avenir Next"/>
         </w:rPr>
-        <w:t xml:space="preserve">    Date: ________________</w:t>
+        <w:t>________________________</w:t>
       </w:r>
       <w:r>
         <w:rPr>
+          <w:rFonts w:ascii="Avenir Next" w:hAnsi="Avenir Next"/>
+          <w:b/>
+          <w:i w:val="0"/>
+          <w:color w:val="1A1D26"/>
           <w:sz w:val="24"/>
+          <w:u w:val="none"/>
+          <w:rFonts w:ascii="Avenir Next" w:hAnsi="Avenir Next" w:cs="Avenir Next"/>
         </w:rPr>
-        <w:t xml:space="preserve">    Group: ____________</w:t>
+        <w:t xml:space="preserve">   Group: </w:t>
+      </w:r>
+      <w:r>
+        <w:rPr>
+          <w:rFonts w:ascii="Avenir Next" w:hAnsi="Avenir Next"/>
+          <w:b w:val="0"/>
+          <w:i w:val="0"/>
+          <w:color w:val="1A1D26"/>
+          <w:sz w:val="24"/>
+          <w:u w:val="single"/>
+          <w:rFonts w:ascii="Avenir Next" w:hAnsi="Avenir Next" w:cs="Avenir Next"/>
+        </w:rPr>
+        <w:t>__________</w:t>
+      </w:r>
+      <w:r>
+        <w:rPr>
+          <w:rFonts w:ascii="Avenir Next" w:hAnsi="Avenir Next"/>
+          <w:b/>
+          <w:i w:val="0"/>
+          <w:color w:val="1A1D26"/>
+          <w:sz w:val="24"/>
+          <w:u w:val="none"/>
+          <w:rFonts w:ascii="Avenir Next" w:hAnsi="Avenir Next" w:cs="Avenir Next"/>
+        </w:rPr>
+        <w:t xml:space="preserve">   Homeroom:  </w:t>
+      </w:r>
+      <w:r>
+        <w:rPr>
+          <w:rFonts w:ascii="Avenir Next" w:hAnsi="Avenir Next"/>
+          <w:b w:val="0"/>
+          <w:i w:val="0"/>
+          <w:color w:val="1A1D26"/>
+          <w:sz w:val="24"/>
+          <w:u w:val="none"/>
+          <w:rFonts w:ascii="Avenir Next" w:hAnsi="Avenir Next" w:cs="Avenir Next"/>
+        </w:rPr>
+        <w:t>○ 4A</w:t>
+      </w:r>
+      <w:r>
+        <w:rPr>
+          <w:rFonts w:ascii="Avenir Next" w:hAnsi="Avenir Next"/>
+          <w:b w:val="0"/>
+          <w:i w:val="0"/>
+          <w:color w:val="1A1D26"/>
+          <w:sz w:val="24"/>
+          <w:u w:val="none"/>
+          <w:rFonts w:ascii="Avenir Next" w:hAnsi="Avenir Next" w:cs="Avenir Next"/>
+        </w:rPr>
+        <w:t xml:space="preserve">  ○ 4B</w:t>
+      </w:r>
+      <w:r>
+        <w:rPr>
+          <w:rFonts w:ascii="Avenir Next" w:hAnsi="Avenir Next"/>
+          <w:b w:val="0"/>
+          <w:i w:val="0"/>
+          <w:color w:val="1A1D26"/>
+          <w:sz w:val="24"/>
+          <w:u w:val="none"/>
+          <w:rFonts w:ascii="Avenir Next" w:hAnsi="Avenir Next" w:cs="Avenir Next"/>
+        </w:rPr>
+        <w:t xml:space="preserve">  ○ 4C</w:t>
+      </w:r>
+      <w:r>
+        <w:rPr>
+          <w:rFonts w:ascii="Avenir Next" w:hAnsi="Avenir Next"/>
+          <w:b w:val="0"/>
+          <w:i w:val="0"/>
+          <w:color w:val="1A1D26"/>
+          <w:sz w:val="24"/>
+          <w:u w:val="none"/>
+          <w:rFonts w:ascii="Avenir Next" w:hAnsi="Avenir Next" w:cs="Avenir Next"/>
+        </w:rPr>
+        <w:t xml:space="preserve">  ○ 4D</w:t>
       </w:r>
     </w:p>
+    <w:tbl>
+      <w:tblPr>
+        <w:tblW w:type="auto" w:w="0"/>
+        <w:tblLook w:firstColumn="1" w:firstRow="1" w:lastColumn="0" w:lastRow="0" w:noHBand="0" w:noVBand="1" w:val="04A0"/>
+        <w:tblBorders>
+          <w:top w:val="none"/>
+          <w:left w:val="none"/>
+          <w:bottom w:val="none"/>
+          <w:right w:val="none"/>
+          <w:insideH w:val="none"/>
+          <w:insideV w:val="none"/>
+        </w:tblBorders>
+      </w:tblPr>
+      <w:tblGrid>
+        <w:gridCol w:w="10656"/>
+      </w:tblGrid>
+      <w:tr>
+        <w:tc>
+          <w:tcPr>
+            <w:tcW w:type="dxa" w:w="10656"/>
+            <w:tcMar>
+              <w:top w:w="70" w:type="dxa"/>
+              <w:left w:w="110" w:type="dxa"/>
+              <w:bottom w:w="70" w:type="dxa"/>
+              <w:right w:w="110" w:type="dxa"/>
+            </w:tcMar>
+            <w:shd w:val="clear" w:color="auto" w:fill="1F2A5A"/>
+            <w:vAlign w:val="center"/>
+          </w:tcPr>
+          <w:p>
+            <w:r>
+              <w:rPr>
+                <w:rFonts w:ascii="Avenir Next" w:hAnsi="Avenir Next"/>
+                <w:b/>
+                <w:i w:val="0"/>
+                <w:color w:val="FFFFFF"/>
+                <w:sz w:val="26"/>
+                <w:u w:val="none"/>
+                <w:rFonts w:ascii="Avenir Next" w:hAnsi="Avenir Next" w:cs="Avenir Next"/>
+              </w:rPr>
+              <w:t>BIG QUESTION   Where can we observe evidence of energy causing change?</w:t>
+            </w:r>
+          </w:p>
+        </w:tc>
+      </w:tr>
+    </w:tbl>
     <w:p>
       <w:pPr>
-        <w:spacing w:before="120" w:after="160"/>
+        <w:spacing w:before="0" w:after="80"/>
       </w:pPr>
       <w:r>
         <w:rPr>
-          <w:b/>
-          <w:color w:val="C05014"/>
-          <w:sz w:val="26"/>
+          <w:sz w:val="4"/>
         </w:rPr>
-        <w:t xml:space="preserve">BIG QUESTION: </w:t>
-      </w:r>
-      <w:r>
-        <w:rPr>
-          <w:b/>
-          <w:color w:val="1F3A5F"/>
-          <w:sz w:val="26"/>
-        </w:rPr>
-        <w:t>Where can we observe evidence of energy causing change?</w:t>
       </w:r>
     </w:p>
+    <w:tbl>
+      <w:tblPr>
+        <w:tblW w:type="auto" w:w="0"/>
+        <w:tblLook w:firstColumn="1" w:firstRow="1" w:lastColumn="0" w:lastRow="0" w:noHBand="0" w:noVBand="1" w:val="04A0"/>
+        <w:tblBorders>
+          <w:top w:val="none"/>
+          <w:left w:val="none"/>
+          <w:bottom w:val="none"/>
+          <w:right w:val="none"/>
+          <w:insideH w:val="none"/>
+          <w:insideV w:val="none"/>
+        </w:tblBorders>
+      </w:tblPr>
+      <w:tblGrid>
+        <w:gridCol w:w="10656"/>
+      </w:tblGrid>
+      <w:tr>
+        <w:tc>
+          <w:tcPr>
+            <w:tcW w:type="dxa" w:w="10656"/>
+            <w:tcMar>
+              <w:top w:w="12" w:type="dxa"/>
+              <w:left w:w="0" w:type="dxa"/>
+              <w:bottom w:w="18" w:type="dxa"/>
+              <w:right w:w="0" w:type="dxa"/>
+            </w:tcMar>
+          </w:tcPr>
+          <w:p>
+            <w:pPr>
+              <w:pBdr>
+                <w:bottom w:val="single" w:sz="10" w:color="1F2A5A"/>
+              </w:pBdr>
+            </w:pPr>
+            <w:r>
+              <w:rPr>
+                <w:rFonts w:ascii="Avenir Next" w:hAnsi="Avenir Next"/>
+                <w:b/>
+                <w:i w:val="0"/>
+                <w:color w:val="A67C16"/>
+                <w:sz w:val="32"/>
+                <w:u w:val="none"/>
+                <w:rFonts w:ascii="Avenir Next" w:hAnsi="Avenir Next" w:cs="Avenir Next"/>
+              </w:rPr>
+              <w:t xml:space="preserve">A   </w:t>
+            </w:r>
+            <w:r>
+              <w:rPr>
+                <w:rFonts w:ascii="Avenir Next" w:hAnsi="Avenir Next"/>
+                <w:b/>
+                <w:i w:val="0"/>
+                <w:color w:val="1F2A5A"/>
+                <w:sz w:val="32"/>
+                <w:u w:val="none"/>
+                <w:rFonts w:ascii="Avenir Next" w:hAnsi="Avenir Next" w:cs="Avenir Next"/>
+              </w:rPr>
+              <w:t>CLASS EXAMPLE — THE PENCIL SHARPENER</w:t>
+            </w:r>
+          </w:p>
+        </w:tc>
+      </w:tr>
+    </w:tbl>
     <w:p>
       <w:pPr>
-        <w:spacing w:before="200" w:after="60"/>
+        <w:spacing w:before="0" w:after="20"/>
       </w:pPr>
       <w:r>
         <w:rPr>
+          <w:rFonts w:ascii="Avenir Next" w:hAnsi="Avenir Next"/>
           <w:b/>
-          <w:color w:val="C05014"/>
+          <w:i w:val="0"/>
+          <w:color w:val="1A1D26"/>
           <w:sz w:val="28"/>
-        </w:rPr>
-        <w:t>PART A — DEMONSTRATION / CLASS EXAMPLE</w:t>
-      </w:r>
-    </w:p>
-    <w:p>
-      <w:pPr>
-        <w:spacing w:after="20"/>
-      </w:pPr>
-      <w:r>
-        <w:rPr>
-          <w:b/>
-          <w:sz w:val="24"/>
+          <w:u w:val="none"/>
+          <w:rFonts w:ascii="Avenir Next" w:hAnsi="Avenir Next" w:cs="Avenir Next"/>
         </w:rPr>
         <w:t>Before:</w:t>
       </w:r>
     </w:p>
-    <w:p>
-      <w:pPr>
-        <w:spacing w:before="40" w:after="120"/>
-        <w:pBdr>
-          <w:bottom w:val="single" w:sz="6" w:space="1" w:color="999999"/>
-        </w:pBdr>
-      </w:pPr>
-    </w:p>
-    <w:p>
-      <w:pPr>
-        <w:spacing w:after="20"/>
-      </w:pPr>
-      <w:r>
-        <w:rPr>
-          <w:b/>
-          <w:sz w:val="24"/>
-        </w:rPr>
-        <w:t>What changed?</w:t>
-      </w:r>
-    </w:p>
-    <w:p>
-      <w:pPr>
-        <w:spacing w:before="40" w:after="120"/>
-        <w:pBdr>
-          <w:bottom w:val="single" w:sz="6" w:space="1" w:color="999999"/>
-        </w:pBdr>
-      </w:pPr>
-    </w:p>
-    <w:p>
-      <w:pPr>
-        <w:spacing w:after="20"/>
-      </w:pPr>
-      <w:r>
-        <w:rPr>
-          <w:b/>
-          <w:sz w:val="24"/>
-        </w:rPr>
-        <w:t>What evidence did you observe?</w:t>
-      </w:r>
-    </w:p>
-    <w:p>
-      <w:pPr>
-        <w:spacing w:before="40" w:after="120"/>
-        <w:pBdr>
-          <w:bottom w:val="single" w:sz="6" w:space="1" w:color="999999"/>
-        </w:pBdr>
-      </w:pPr>
-    </w:p>
-    <w:p>
-      <w:pPr>
-        <w:spacing w:after="20"/>
-      </w:pPr>
-      <w:r>
-        <w:rPr>
-          <w:b/>
-          <w:sz w:val="24"/>
-        </w:rPr>
-        <w:t>What form of energy might be involved?</w:t>
-      </w:r>
-    </w:p>
-    <w:p>
-      <w:pPr>
-        <w:spacing w:before="40" w:after="120"/>
-        <w:pBdr>
-          <w:bottom w:val="single" w:sz="6" w:space="1" w:color="999999"/>
-        </w:pBdr>
-      </w:pPr>
-    </w:p>
-    <w:p>
-      <w:pPr>
-        <w:spacing w:before="200" w:after="60"/>
-      </w:pPr>
-      <w:r>
-        <w:rPr>
-          <w:b/>
-          <w:color w:val="C05014"/>
-          <w:sz w:val="28"/>
-        </w:rPr>
-        <w:t>PART B — ENERGY SCAVENGER HUNT</w:t>
-      </w:r>
-    </w:p>
-    <w:p>
-      <w:pPr>
-        <w:spacing w:after="80"/>
-      </w:pPr>
-      <w:r>
-        <w:rPr>
-          <w:i w:val="0"/>
-          <w:color w:val="444444"/>
-          <w:sz w:val="24"/>
-        </w:rPr>
-        <w:t>Find three classroom examples of change. Do not copy the class example.</w:t>
-      </w:r>
-    </w:p>
     <w:tbl>
       <w:tblPr>
-        <w:tblStyle w:val="TableGrid"/>
         <w:tblW w:type="auto" w:w="0"/>
-        <w:tblLayout w:type="fixed"/>
         <w:tblLook w:firstColumn="1" w:firstRow="1" w:lastColumn="0" w:lastRow="0" w:noHBand="0" w:noVBand="1" w:val="04A0"/>
+        <w:tblBorders>
+          <w:top w:val="none"/>
+          <w:left w:val="none"/>
+          <w:bottom w:val="none"/>
+          <w:right w:val="none"/>
+          <w:insideH w:val="none"/>
+          <w:insideV w:val="none"/>
+        </w:tblBorders>
       </w:tblPr>
       <w:tblGrid>
-        <w:gridCol w:w="2256"/>
-        <w:gridCol w:w="2256"/>
-        <w:gridCol w:w="2256"/>
-        <w:gridCol w:w="2256"/>
-        <w:gridCol w:w="2256"/>
-        <w:gridCol w:w="2256"/>
+        <w:gridCol w:w="10656"/>
       </w:tblGrid>
       <w:tr>
+        <w:trPr>
+          <w:trHeight w:val="560" w:hRule="exact"/>
+        </w:trPr>
         <w:tc>
           <w:tcPr>
-            <w:tcW w:type="dxa" w:w="2448"/>
-            <w:shd w:fill="E8EDF4"/>
+            <w:tcW w:type="dxa" w:w="10656"/>
+            <w:tcMar>
+              <w:top w:w="0" w:type="dxa"/>
+              <w:left w:w="0" w:type="dxa"/>
+              <w:bottom w:w="0" w:type="dxa"/>
+              <w:right w:w="0" w:type="dxa"/>
+            </w:tcMar>
+            <w:tcBorders>
+              <w:bottom w:val="single" w:sz="8" w:color="1A1D26"/>
+            </w:tcBorders>
           </w:tcPr>
           <w:p>
-            <w:r/>
+            <w:pPr>
+              <w:spacing w:before="0" w:after="0" w:line="40" w:lineRule="exact"/>
+            </w:pPr>
             <w:r>
               <w:rPr>
-                <w:b/>
-                <w:color w:val="1F3A5F"/>
-                <w:sz w:val="24"/>
+                <w:rFonts w:ascii="Avenir Next" w:hAnsi="Avenir Next"/>
+                <w:b w:val="0"/>
+                <w:i w:val="0"/>
+                <w:color w:val="1A1D26"/>
+                <w:sz w:val="4"/>
+                <w:u w:val="none"/>
+                <w:rFonts w:ascii="Avenir Next" w:hAnsi="Avenir Next" w:cs="Avenir Next"/>
               </w:rPr>
-              <w:t>Object / System</w:t>
-            </w:r>
-          </w:p>
-        </w:tc>
-        <w:tc>
-          <w:tcPr>
-            <w:tcW w:type="dxa" w:w="1728"/>
-            <w:shd w:fill="E8EDF4"/>
-          </w:tcPr>
-          <w:p>
-            <w:r/>
-            <w:r>
-              <w:rPr>
-                <w:b/>
-                <w:color w:val="1F3A5F"/>
-                <w:sz w:val="24"/>
-              </w:rPr>
-              <w:t>Before</w:t>
-            </w:r>
-          </w:p>
-        </w:tc>
-        <w:tc>
-          <w:tcPr>
-            <w:tcW w:type="dxa" w:w="1728"/>
-            <w:shd w:fill="E8EDF4"/>
-          </w:tcPr>
-          <w:p>
-            <w:r/>
-            <w:r>
-              <w:rPr>
-                <w:b/>
-                <w:color w:val="1F3A5F"/>
-                <w:sz w:val="24"/>
-              </w:rPr>
-              <w:t>After</w:t>
-            </w:r>
-          </w:p>
-        </w:tc>
-        <w:tc>
-          <w:tcPr>
-            <w:tcW w:type="dxa" w:w="2736"/>
-            <w:shd w:fill="E8EDF4"/>
-          </w:tcPr>
-          <w:p>
-            <w:r/>
-            <w:r>
-              <w:rPr>
-                <w:b/>
-                <w:color w:val="1F3A5F"/>
-                <w:sz w:val="24"/>
-              </w:rPr>
-              <w:t>Observable Change</w:t>
-            </w:r>
-          </w:p>
-        </w:tc>
-        <w:tc>
-          <w:tcPr>
-            <w:tcW w:type="dxa" w:w="2736"/>
-            <w:shd w:fill="E8EDF4"/>
-          </w:tcPr>
-          <w:p>
-            <w:r/>
-            <w:r>
-              <w:rPr>
-                <w:b/>
-                <w:color w:val="1F3A5F"/>
-                <w:sz w:val="24"/>
-              </w:rPr>
-              <w:t>Evidence of Energy</w:t>
-            </w:r>
-          </w:p>
-        </w:tc>
-        <w:tc>
-          <w:tcPr>
-            <w:tcW w:type="dxa" w:w="2736"/>
-            <w:shd w:fill="E8EDF4"/>
-          </w:tcPr>
-          <w:p>
-            <w:r/>
-            <w:r>
-              <w:rPr>
-                <w:b/>
-                <w:color w:val="1F3A5F"/>
-                <w:sz w:val="24"/>
-              </w:rPr>
-              <w:t>Possible Energy Form</w:t>
             </w:r>
           </w:p>
         </w:tc>
       </w:tr>
       <w:tr>
         <w:trPr>
-          <w:trHeight w:val="1584"/>
+          <w:trHeight w:val="560" w:hRule="exact"/>
         </w:trPr>
         <w:tc>
           <w:tcPr>
-            <w:tcW w:type="dxa" w:w="2448"/>
+            <w:tcW w:type="dxa" w:w="10656"/>
+            <w:tcMar>
+              <w:top w:w="0" w:type="dxa"/>
+              <w:left w:w="0" w:type="dxa"/>
+              <w:bottom w:w="0" w:type="dxa"/>
+              <w:right w:w="0" w:type="dxa"/>
+            </w:tcMar>
+            <w:tcBorders>
+              <w:bottom w:val="single" w:sz="8" w:color="1A1D26"/>
+            </w:tcBorders>
           </w:tcPr>
           <w:p>
             <w:pPr>
-              <w:spacing w:after="0"/>
+              <w:spacing w:before="0" w:after="0" w:line="40" w:lineRule="exact"/>
             </w:pPr>
-            <w:r/>
-          </w:p>
-        </w:tc>
-        <w:tc>
-          <w:tcPr>
-            <w:tcW w:type="dxa" w:w="1728"/>
-          </w:tcPr>
-          <w:p>
-            <w:pPr>
-              <w:spacing w:after="0"/>
-            </w:pPr>
-            <w:r/>
-          </w:p>
-        </w:tc>
-        <w:tc>
-          <w:tcPr>
-            <w:tcW w:type="dxa" w:w="1728"/>
-          </w:tcPr>
-          <w:p>
-            <w:pPr>
-              <w:spacing w:after="0"/>
-            </w:pPr>
-            <w:r/>
-          </w:p>
-        </w:tc>
-        <w:tc>
-          <w:tcPr>
-            <w:tcW w:type="dxa" w:w="2736"/>
-          </w:tcPr>
-          <w:p>
-            <w:pPr>
-              <w:spacing w:after="0"/>
-            </w:pPr>
-            <w:r/>
-          </w:p>
-        </w:tc>
-        <w:tc>
-          <w:tcPr>
-            <w:tcW w:type="dxa" w:w="2736"/>
-          </w:tcPr>
-          <w:p>
-            <w:pPr>
-              <w:spacing w:after="0"/>
-            </w:pPr>
-            <w:r/>
-          </w:p>
-        </w:tc>
-        <w:tc>
-          <w:tcPr>
-            <w:tcW w:type="dxa" w:w="2736"/>
-          </w:tcPr>
-          <w:p>
-            <w:pPr>
-              <w:spacing w:after="0"/>
-            </w:pPr>
-            <w:r/>
-          </w:p>
-        </w:tc>
-      </w:tr>
-      <w:tr>
-        <w:trPr>
-          <w:trHeight w:val="1584"/>
-        </w:trPr>
-        <w:tc>
-          <w:tcPr>
-            <w:tcW w:type="dxa" w:w="2448"/>
-          </w:tcPr>
-          <w:p>
-            <w:pPr>
-              <w:spacing w:after="0"/>
-            </w:pPr>
-            <w:r/>
-          </w:p>
-        </w:tc>
-        <w:tc>
-          <w:tcPr>
-            <w:tcW w:type="dxa" w:w="1728"/>
-          </w:tcPr>
-          <w:p>
-            <w:pPr>
-              <w:spacing w:after="0"/>
-            </w:pPr>
-            <w:r/>
-          </w:p>
-        </w:tc>
-        <w:tc>
-          <w:tcPr>
-            <w:tcW w:type="dxa" w:w="1728"/>
-          </w:tcPr>
-          <w:p>
-            <w:pPr>
-              <w:spacing w:after="0"/>
-            </w:pPr>
-            <w:r/>
-          </w:p>
-        </w:tc>
-        <w:tc>
-          <w:tcPr>
-            <w:tcW w:type="dxa" w:w="2736"/>
-          </w:tcPr>
-          <w:p>
-            <w:pPr>
-              <w:spacing w:after="0"/>
-            </w:pPr>
-            <w:r/>
-          </w:p>
-        </w:tc>
-        <w:tc>
-          <w:tcPr>
-            <w:tcW w:type="dxa" w:w="2736"/>
-          </w:tcPr>
-          <w:p>
-            <w:pPr>
-              <w:spacing w:after="0"/>
-            </w:pPr>
-            <w:r/>
-          </w:p>
-        </w:tc>
-        <w:tc>
-          <w:tcPr>
-            <w:tcW w:type="dxa" w:w="2736"/>
-          </w:tcPr>
-          <w:p>
-            <w:pPr>
-              <w:spacing w:after="0"/>
-            </w:pPr>
-            <w:r/>
-          </w:p>
-        </w:tc>
-      </w:tr>
-      <w:tr>
-        <w:trPr>
-          <w:trHeight w:val="1584"/>
-        </w:trPr>
-        <w:tc>
-          <w:tcPr>
-            <w:tcW w:type="dxa" w:w="2448"/>
-          </w:tcPr>
-          <w:p>
-            <w:pPr>
-              <w:spacing w:after="0"/>
-            </w:pPr>
-            <w:r/>
-          </w:p>
-        </w:tc>
-        <w:tc>
-          <w:tcPr>
-            <w:tcW w:type="dxa" w:w="1728"/>
-          </w:tcPr>
-          <w:p>
-            <w:pPr>
-              <w:spacing w:after="0"/>
-            </w:pPr>
-            <w:r/>
-          </w:p>
-        </w:tc>
-        <w:tc>
-          <w:tcPr>
-            <w:tcW w:type="dxa" w:w="1728"/>
-          </w:tcPr>
-          <w:p>
-            <w:pPr>
-              <w:spacing w:after="0"/>
-            </w:pPr>
-            <w:r/>
-          </w:p>
-        </w:tc>
-        <w:tc>
-          <w:tcPr>
-            <w:tcW w:type="dxa" w:w="2736"/>
-          </w:tcPr>
-          <w:p>
-            <w:pPr>
-              <w:spacing w:after="0"/>
-            </w:pPr>
-            <w:r/>
-          </w:p>
-        </w:tc>
-        <w:tc>
-          <w:tcPr>
-            <w:tcW w:type="dxa" w:w="2736"/>
-          </w:tcPr>
-          <w:p>
-            <w:pPr>
-              <w:spacing w:after="0"/>
-            </w:pPr>
-            <w:r/>
-          </w:p>
-        </w:tc>
-        <w:tc>
-          <w:tcPr>
-            <w:tcW w:type="dxa" w:w="2736"/>
-          </w:tcPr>
-          <w:p>
-            <w:pPr>
-              <w:spacing w:after="0"/>
-            </w:pPr>
-            <w:r/>
+            <w:r>
+              <w:rPr>
+                <w:rFonts w:ascii="Avenir Next" w:hAnsi="Avenir Next"/>
+                <w:b w:val="0"/>
+                <w:i w:val="0"/>
+                <w:color w:val="1A1D26"/>
+                <w:sz w:val="4"/>
+                <w:u w:val="none"/>
+                <w:rFonts w:ascii="Avenir Next" w:hAnsi="Avenir Next" w:cs="Avenir Next"/>
+              </w:rPr>
+            </w:r>
           </w:p>
         </w:tc>
       </w:tr>
     </w:tbl>
     <w:p>
       <w:pPr>
-        <w:spacing w:after="40"/>
+        <w:spacing w:before="0" w:after="20"/>
       </w:pPr>
       <w:r>
         <w:rPr>
+          <w:rFonts w:ascii="Avenir Next" w:hAnsi="Avenir Next"/>
+          <w:b/>
           <w:i w:val="0"/>
-          <w:color w:val="444444"/>
-          <w:sz w:val="8"/>
+          <w:color w:val="1A1D26"/>
+          <w:sz w:val="28"/>
+          <w:u w:val="none"/>
+          <w:rFonts w:ascii="Avenir Next" w:hAnsi="Avenir Next" w:cs="Avenir Next"/>
+        </w:rPr>
+        <w:t>After:</w:t>
+      </w:r>
+    </w:p>
+    <w:tbl>
+      <w:tblPr>
+        <w:tblW w:type="auto" w:w="0"/>
+        <w:tblLook w:firstColumn="1" w:firstRow="1" w:lastColumn="0" w:lastRow="0" w:noHBand="0" w:noVBand="1" w:val="04A0"/>
+        <w:tblBorders>
+          <w:top w:val="none"/>
+          <w:left w:val="none"/>
+          <w:bottom w:val="none"/>
+          <w:right w:val="none"/>
+          <w:insideH w:val="none"/>
+          <w:insideV w:val="none"/>
+        </w:tblBorders>
+      </w:tblPr>
+      <w:tblGrid>
+        <w:gridCol w:w="10656"/>
+      </w:tblGrid>
+      <w:tr>
+        <w:trPr>
+          <w:trHeight w:val="560" w:hRule="exact"/>
+        </w:trPr>
+        <w:tc>
+          <w:tcPr>
+            <w:tcW w:type="dxa" w:w="10656"/>
+            <w:tcMar>
+              <w:top w:w="0" w:type="dxa"/>
+              <w:left w:w="0" w:type="dxa"/>
+              <w:bottom w:w="0" w:type="dxa"/>
+              <w:right w:w="0" w:type="dxa"/>
+            </w:tcMar>
+            <w:tcBorders>
+              <w:bottom w:val="single" w:sz="8" w:color="1A1D26"/>
+            </w:tcBorders>
+          </w:tcPr>
+          <w:p>
+            <w:pPr>
+              <w:spacing w:before="0" w:after="0" w:line="40" w:lineRule="exact"/>
+            </w:pPr>
+            <w:r>
+              <w:rPr>
+                <w:rFonts w:ascii="Avenir Next" w:hAnsi="Avenir Next"/>
+                <w:b w:val="0"/>
+                <w:i w:val="0"/>
+                <w:color w:val="1A1D26"/>
+                <w:sz w:val="4"/>
+                <w:u w:val="none"/>
+                <w:rFonts w:ascii="Avenir Next" w:hAnsi="Avenir Next" w:cs="Avenir Next"/>
+              </w:rPr>
+            </w:r>
+          </w:p>
+        </w:tc>
+      </w:tr>
+      <w:tr>
+        <w:trPr>
+          <w:trHeight w:val="560" w:hRule="exact"/>
+        </w:trPr>
+        <w:tc>
+          <w:tcPr>
+            <w:tcW w:type="dxa" w:w="10656"/>
+            <w:tcMar>
+              <w:top w:w="0" w:type="dxa"/>
+              <w:left w:w="0" w:type="dxa"/>
+              <w:bottom w:w="0" w:type="dxa"/>
+              <w:right w:w="0" w:type="dxa"/>
+            </w:tcMar>
+            <w:tcBorders>
+              <w:bottom w:val="single" w:sz="8" w:color="1A1D26"/>
+            </w:tcBorders>
+          </w:tcPr>
+          <w:p>
+            <w:pPr>
+              <w:spacing w:before="0" w:after="0" w:line="40" w:lineRule="exact"/>
+            </w:pPr>
+            <w:r>
+              <w:rPr>
+                <w:rFonts w:ascii="Avenir Next" w:hAnsi="Avenir Next"/>
+                <w:b w:val="0"/>
+                <w:i w:val="0"/>
+                <w:color w:val="1A1D26"/>
+                <w:sz w:val="4"/>
+                <w:u w:val="none"/>
+                <w:rFonts w:ascii="Avenir Next" w:hAnsi="Avenir Next" w:cs="Avenir Next"/>
+              </w:rPr>
+            </w:r>
+          </w:p>
+        </w:tc>
+      </w:tr>
+    </w:tbl>
+    <w:p>
+      <w:pPr>
+        <w:spacing w:before="0" w:after="20"/>
+      </w:pPr>
+      <w:r>
+        <w:rPr>
+          <w:rFonts w:ascii="Avenir Next" w:hAnsi="Avenir Next"/>
+          <w:b/>
+          <w:i w:val="0"/>
+          <w:color w:val="1A1D26"/>
+          <w:sz w:val="28"/>
+          <w:u w:val="none"/>
+          <w:rFonts w:ascii="Avenir Next" w:hAnsi="Avenir Next" w:cs="Avenir Next"/>
+        </w:rPr>
+        <w:t>What changed?</w:t>
+      </w:r>
+    </w:p>
+    <w:tbl>
+      <w:tblPr>
+        <w:tblW w:type="auto" w:w="0"/>
+        <w:tblLook w:firstColumn="1" w:firstRow="1" w:lastColumn="0" w:lastRow="0" w:noHBand="0" w:noVBand="1" w:val="04A0"/>
+        <w:tblBorders>
+          <w:top w:val="none"/>
+          <w:left w:val="none"/>
+          <w:bottom w:val="none"/>
+          <w:right w:val="none"/>
+          <w:insideH w:val="none"/>
+          <w:insideV w:val="none"/>
+        </w:tblBorders>
+      </w:tblPr>
+      <w:tblGrid>
+        <w:gridCol w:w="10656"/>
+      </w:tblGrid>
+      <w:tr>
+        <w:trPr>
+          <w:trHeight w:val="560" w:hRule="exact"/>
+        </w:trPr>
+        <w:tc>
+          <w:tcPr>
+            <w:tcW w:type="dxa" w:w="10656"/>
+            <w:tcMar>
+              <w:top w:w="0" w:type="dxa"/>
+              <w:left w:w="0" w:type="dxa"/>
+              <w:bottom w:w="0" w:type="dxa"/>
+              <w:right w:w="0" w:type="dxa"/>
+            </w:tcMar>
+            <w:tcBorders>
+              <w:bottom w:val="single" w:sz="8" w:color="1A1D26"/>
+            </w:tcBorders>
+          </w:tcPr>
+          <w:p>
+            <w:pPr>
+              <w:spacing w:before="0" w:after="0" w:line="40" w:lineRule="exact"/>
+            </w:pPr>
+            <w:r>
+              <w:rPr>
+                <w:rFonts w:ascii="Avenir Next" w:hAnsi="Avenir Next"/>
+                <w:b w:val="0"/>
+                <w:i w:val="0"/>
+                <w:color w:val="1A1D26"/>
+                <w:sz w:val="4"/>
+                <w:u w:val="none"/>
+                <w:rFonts w:ascii="Avenir Next" w:hAnsi="Avenir Next" w:cs="Avenir Next"/>
+              </w:rPr>
+            </w:r>
+          </w:p>
+        </w:tc>
+      </w:tr>
+      <w:tr>
+        <w:trPr>
+          <w:trHeight w:val="560" w:hRule="exact"/>
+        </w:trPr>
+        <w:tc>
+          <w:tcPr>
+            <w:tcW w:type="dxa" w:w="10656"/>
+            <w:tcMar>
+              <w:top w:w="0" w:type="dxa"/>
+              <w:left w:w="0" w:type="dxa"/>
+              <w:bottom w:w="0" w:type="dxa"/>
+              <w:right w:w="0" w:type="dxa"/>
+            </w:tcMar>
+            <w:tcBorders>
+              <w:bottom w:val="single" w:sz="8" w:color="1A1D26"/>
+            </w:tcBorders>
+          </w:tcPr>
+          <w:p>
+            <w:pPr>
+              <w:spacing w:before="0" w:after="0" w:line="40" w:lineRule="exact"/>
+            </w:pPr>
+            <w:r>
+              <w:rPr>
+                <w:rFonts w:ascii="Avenir Next" w:hAnsi="Avenir Next"/>
+                <w:b w:val="0"/>
+                <w:i w:val="0"/>
+                <w:color w:val="1A1D26"/>
+                <w:sz w:val="4"/>
+                <w:u w:val="none"/>
+                <w:rFonts w:ascii="Avenir Next" w:hAnsi="Avenir Next" w:cs="Avenir Next"/>
+              </w:rPr>
+            </w:r>
+          </w:p>
+        </w:tc>
+      </w:tr>
+    </w:tbl>
+    <w:p>
+      <w:pPr>
+        <w:spacing w:before="0" w:after="20"/>
+      </w:pPr>
+      <w:r>
+        <w:rPr>
+          <w:rFonts w:ascii="Avenir Next" w:hAnsi="Avenir Next"/>
+          <w:b/>
+          <w:i w:val="0"/>
+          <w:color w:val="1A1D26"/>
+          <w:sz w:val="28"/>
+          <w:u w:val="none"/>
+          <w:rFonts w:ascii="Avenir Next" w:hAnsi="Avenir Next" w:cs="Avenir Next"/>
+        </w:rPr>
+        <w:t>What evidence did you observe?</w:t>
+      </w:r>
+    </w:p>
+    <w:tbl>
+      <w:tblPr>
+        <w:tblW w:type="auto" w:w="0"/>
+        <w:tblLook w:firstColumn="1" w:firstRow="1" w:lastColumn="0" w:lastRow="0" w:noHBand="0" w:noVBand="1" w:val="04A0"/>
+        <w:tblBorders>
+          <w:top w:val="none"/>
+          <w:left w:val="none"/>
+          <w:bottom w:val="none"/>
+          <w:right w:val="none"/>
+          <w:insideH w:val="none"/>
+          <w:insideV w:val="none"/>
+        </w:tblBorders>
+      </w:tblPr>
+      <w:tblGrid>
+        <w:gridCol w:w="10656"/>
+      </w:tblGrid>
+      <w:tr>
+        <w:trPr>
+          <w:trHeight w:val="560" w:hRule="exact"/>
+        </w:trPr>
+        <w:tc>
+          <w:tcPr>
+            <w:tcW w:type="dxa" w:w="10656"/>
+            <w:tcMar>
+              <w:top w:w="0" w:type="dxa"/>
+              <w:left w:w="0" w:type="dxa"/>
+              <w:bottom w:w="0" w:type="dxa"/>
+              <w:right w:w="0" w:type="dxa"/>
+            </w:tcMar>
+            <w:tcBorders>
+              <w:bottom w:val="single" w:sz="8" w:color="1A1D26"/>
+            </w:tcBorders>
+          </w:tcPr>
+          <w:p>
+            <w:pPr>
+              <w:spacing w:before="0" w:after="0" w:line="40" w:lineRule="exact"/>
+            </w:pPr>
+            <w:r>
+              <w:rPr>
+                <w:rFonts w:ascii="Avenir Next" w:hAnsi="Avenir Next"/>
+                <w:b w:val="0"/>
+                <w:i w:val="0"/>
+                <w:color w:val="1A1D26"/>
+                <w:sz w:val="4"/>
+                <w:u w:val="none"/>
+                <w:rFonts w:ascii="Avenir Next" w:hAnsi="Avenir Next" w:cs="Avenir Next"/>
+              </w:rPr>
+            </w:r>
+          </w:p>
+        </w:tc>
+      </w:tr>
+      <w:tr>
+        <w:trPr>
+          <w:trHeight w:val="560" w:hRule="exact"/>
+        </w:trPr>
+        <w:tc>
+          <w:tcPr>
+            <w:tcW w:type="dxa" w:w="10656"/>
+            <w:tcMar>
+              <w:top w:w="0" w:type="dxa"/>
+              <w:left w:w="0" w:type="dxa"/>
+              <w:bottom w:w="0" w:type="dxa"/>
+              <w:right w:w="0" w:type="dxa"/>
+            </w:tcMar>
+            <w:tcBorders>
+              <w:bottom w:val="single" w:sz="8" w:color="1A1D26"/>
+            </w:tcBorders>
+          </w:tcPr>
+          <w:p>
+            <w:pPr>
+              <w:spacing w:before="0" w:after="0" w:line="40" w:lineRule="exact"/>
+            </w:pPr>
+            <w:r>
+              <w:rPr>
+                <w:rFonts w:ascii="Avenir Next" w:hAnsi="Avenir Next"/>
+                <w:b w:val="0"/>
+                <w:i w:val="0"/>
+                <w:color w:val="1A1D26"/>
+                <w:sz w:val="4"/>
+                <w:u w:val="none"/>
+                <w:rFonts w:ascii="Avenir Next" w:hAnsi="Avenir Next" w:cs="Avenir Next"/>
+              </w:rPr>
+            </w:r>
+          </w:p>
+        </w:tc>
+      </w:tr>
+    </w:tbl>
+    <w:p>
+      <w:pPr>
+        <w:spacing w:before="0" w:after="20"/>
+      </w:pPr>
+      <w:r>
+        <w:rPr>
+          <w:rFonts w:ascii="Avenir Next" w:hAnsi="Avenir Next"/>
+          <w:b/>
+          <w:i w:val="0"/>
+          <w:color w:val="1A1D26"/>
+          <w:sz w:val="28"/>
+          <w:u w:val="none"/>
+          <w:rFonts w:ascii="Avenir Next" w:hAnsi="Avenir Next" w:cs="Avenir Next"/>
+        </w:rPr>
+        <w:t>What form of energy might be involved?</w:t>
+      </w:r>
+    </w:p>
+    <w:tbl>
+      <w:tblPr>
+        <w:tblW w:type="auto" w:w="0"/>
+        <w:tblLook w:firstColumn="1" w:firstRow="1" w:lastColumn="0" w:lastRow="0" w:noHBand="0" w:noVBand="1" w:val="04A0"/>
+        <w:tblBorders>
+          <w:top w:val="none"/>
+          <w:left w:val="none"/>
+          <w:bottom w:val="none"/>
+          <w:right w:val="none"/>
+          <w:insideH w:val="none"/>
+          <w:insideV w:val="none"/>
+        </w:tblBorders>
+      </w:tblPr>
+      <w:tblGrid>
+        <w:gridCol w:w="10656"/>
+      </w:tblGrid>
+      <w:tr>
+        <w:trPr>
+          <w:trHeight w:val="560" w:hRule="exact"/>
+        </w:trPr>
+        <w:tc>
+          <w:tcPr>
+            <w:tcW w:type="dxa" w:w="10656"/>
+            <w:tcMar>
+              <w:top w:w="0" w:type="dxa"/>
+              <w:left w:w="0" w:type="dxa"/>
+              <w:bottom w:w="0" w:type="dxa"/>
+              <w:right w:w="0" w:type="dxa"/>
+            </w:tcMar>
+            <w:tcBorders>
+              <w:bottom w:val="single" w:sz="8" w:color="1A1D26"/>
+            </w:tcBorders>
+          </w:tcPr>
+          <w:p>
+            <w:pPr>
+              <w:spacing w:before="0" w:after="0" w:line="40" w:lineRule="exact"/>
+            </w:pPr>
+            <w:r>
+              <w:rPr>
+                <w:rFonts w:ascii="Avenir Next" w:hAnsi="Avenir Next"/>
+                <w:b w:val="0"/>
+                <w:i w:val="0"/>
+                <w:color w:val="1A1D26"/>
+                <w:sz w:val="4"/>
+                <w:u w:val="none"/>
+                <w:rFonts w:ascii="Avenir Next" w:hAnsi="Avenir Next" w:cs="Avenir Next"/>
+              </w:rPr>
+            </w:r>
+          </w:p>
+        </w:tc>
+      </w:tr>
+    </w:tbl>
+    <w:p>
+      <w:pPr>
+        <w:pageBreakBefore/>
+        <w:spacing w:before="0" w:after="0" w:line="20" w:lineRule="exact"/>
+      </w:pPr>
+      <w:r>
+        <w:rPr>
+          <w:sz w:val="2"/>
+        </w:rPr>
+      </w:r>
+    </w:p>
+    <w:tbl>
+      <w:tblPr>
+        <w:tblW w:type="auto" w:w="0"/>
+        <w:tblLook w:firstColumn="1" w:firstRow="1" w:lastColumn="0" w:lastRow="0" w:noHBand="0" w:noVBand="1" w:val="04A0"/>
+        <w:tblBorders>
+          <w:top w:val="none"/>
+          <w:left w:val="none"/>
+          <w:bottom w:val="none"/>
+          <w:right w:val="none"/>
+          <w:insideH w:val="none"/>
+          <w:insideV w:val="none"/>
+        </w:tblBorders>
+      </w:tblPr>
+      <w:tblGrid>
+        <w:gridCol w:w="10656"/>
+      </w:tblGrid>
+      <w:tr>
+        <w:tc>
+          <w:tcPr>
+            <w:tcW w:type="dxa" w:w="10656"/>
+            <w:tcMar>
+              <w:top w:w="12" w:type="dxa"/>
+              <w:left w:w="0" w:type="dxa"/>
+              <w:bottom w:w="18" w:type="dxa"/>
+              <w:right w:w="0" w:type="dxa"/>
+            </w:tcMar>
+          </w:tcPr>
+          <w:p>
+            <w:pPr>
+              <w:pBdr>
+                <w:bottom w:val="single" w:sz="10" w:color="1F2A5A"/>
+              </w:pBdr>
+            </w:pPr>
+            <w:r>
+              <w:rPr>
+                <w:rFonts w:ascii="Avenir Next" w:hAnsi="Avenir Next"/>
+                <w:b/>
+                <w:i w:val="0"/>
+                <w:color w:val="A67C16"/>
+                <w:sz w:val="32"/>
+                <w:u w:val="none"/>
+                <w:rFonts w:ascii="Avenir Next" w:hAnsi="Avenir Next" w:cs="Avenir Next"/>
+              </w:rPr>
+              <w:t xml:space="preserve">B   </w:t>
+            </w:r>
+            <w:r>
+              <w:rPr>
+                <w:rFonts w:ascii="Avenir Next" w:hAnsi="Avenir Next"/>
+                <w:b/>
+                <w:i w:val="0"/>
+                <w:color w:val="1F2A5A"/>
+                <w:sz w:val="32"/>
+                <w:u w:val="none"/>
+                <w:rFonts w:ascii="Avenir Next" w:hAnsi="Avenir Next" w:cs="Avenir Next"/>
+              </w:rPr>
+              <w:t>ENERGY SCAVENGER HUNT</w:t>
+            </w:r>
+          </w:p>
+        </w:tc>
+      </w:tr>
+    </w:tbl>
+    <w:p>
+      <w:pPr>
+        <w:spacing w:before="0" w:after="80"/>
+      </w:pPr>
+      <w:r>
+        <w:rPr>
+          <w:rFonts w:ascii="Avenir Next" w:hAnsi="Avenir Next"/>
+          <w:b w:val="0"/>
+          <w:i/>
+          <w:color w:val="4A5268"/>
+          <w:sz w:val="24"/>
+          <w:u w:val="none"/>
+          <w:rFonts w:ascii="Avenir Next" w:hAnsi="Avenir Next" w:cs="Avenir Next"/>
+        </w:rPr>
+        <w:t>Find three changes in our classroom. Do not copy the class example. Your evidence is the change you observe.</w:t>
+      </w:r>
+    </w:p>
+    <w:tbl>
+      <w:tblPr>
+        <w:tblW w:type="auto" w:w="0"/>
+        <w:tblLook w:firstColumn="1" w:firstRow="1" w:lastColumn="0" w:lastRow="0" w:noHBand="0" w:noVBand="1" w:val="04A0"/>
+        <w:tblBorders>
+          <w:top w:val="none"/>
+          <w:left w:val="none"/>
+          <w:bottom w:val="none"/>
+          <w:right w:val="none"/>
+          <w:insideH w:val="none"/>
+          <w:insideV w:val="none"/>
+        </w:tblBorders>
+      </w:tblPr>
+      <w:tblGrid>
+        <w:gridCol w:w="2664"/>
+        <w:gridCol w:w="2664"/>
+        <w:gridCol w:w="2664"/>
+        <w:gridCol w:w="2664"/>
+      </w:tblGrid>
+      <w:tr>
+        <w:trPr>
+          <w:trHeight w:val="440" w:hRule="atLeast"/>
+        </w:trPr>
+        <w:tc>
+          <w:tcPr>
+            <w:tcW w:type="dxa" w:w="2880"/>
+            <w:tcMar>
+              <w:top w:w="40" w:type="dxa"/>
+              <w:left w:w="80" w:type="dxa"/>
+              <w:bottom w:w="40" w:type="dxa"/>
+              <w:right w:w="80" w:type="dxa"/>
+            </w:tcMar>
+            <w:shd w:val="clear" w:color="auto" w:fill="1F2A5A"/>
+            <w:vAlign w:val="center"/>
+          </w:tcPr>
+          <w:p>
+            <w:r>
+              <w:rPr>
+                <w:rFonts w:ascii="Avenir Next" w:hAnsi="Avenir Next"/>
+                <w:b/>
+                <w:i w:val="0"/>
+                <w:color w:val="FFFFFF"/>
+                <w:sz w:val="24"/>
+                <w:u w:val="none"/>
+                <w:rFonts w:ascii="Avenir Next" w:hAnsi="Avenir Next" w:cs="Avenir Next"/>
+              </w:rPr>
+              <w:t>OBJECT</w:t>
+            </w:r>
+          </w:p>
+        </w:tc>
+        <w:tc>
+          <w:tcPr>
+            <w:tcW w:type="dxa" w:w="2592"/>
+            <w:tcMar>
+              <w:top w:w="40" w:type="dxa"/>
+              <w:left w:w="80" w:type="dxa"/>
+              <w:bottom w:w="40" w:type="dxa"/>
+              <w:right w:w="80" w:type="dxa"/>
+            </w:tcMar>
+            <w:shd w:val="clear" w:color="auto" w:fill="1F2A5A"/>
+            <w:vAlign w:val="center"/>
+          </w:tcPr>
+          <w:p>
+            <w:r>
+              <w:rPr>
+                <w:rFonts w:ascii="Avenir Next" w:hAnsi="Avenir Next"/>
+                <w:b/>
+                <w:i w:val="0"/>
+                <w:color w:val="FFFFFF"/>
+                <w:sz w:val="24"/>
+                <w:u w:val="none"/>
+                <w:rFonts w:ascii="Avenir Next" w:hAnsi="Avenir Next" w:cs="Avenir Next"/>
+              </w:rPr>
+              <w:t>BEFORE</w:t>
+            </w:r>
+          </w:p>
+        </w:tc>
+        <w:tc>
+          <w:tcPr>
+            <w:tcW w:type="dxa" w:w="2592"/>
+            <w:tcMar>
+              <w:top w:w="40" w:type="dxa"/>
+              <w:left w:w="80" w:type="dxa"/>
+              <w:bottom w:w="40" w:type="dxa"/>
+              <w:right w:w="80" w:type="dxa"/>
+            </w:tcMar>
+            <w:shd w:val="clear" w:color="auto" w:fill="1F2A5A"/>
+            <w:vAlign w:val="center"/>
+          </w:tcPr>
+          <w:p>
+            <w:r>
+              <w:rPr>
+                <w:rFonts w:ascii="Avenir Next" w:hAnsi="Avenir Next"/>
+                <w:b/>
+                <w:i w:val="0"/>
+                <w:color w:val="FFFFFF"/>
+                <w:sz w:val="24"/>
+                <w:u w:val="none"/>
+                <w:rFonts w:ascii="Avenir Next" w:hAnsi="Avenir Next" w:cs="Avenir Next"/>
+              </w:rPr>
+              <w:t>AFTER</w:t>
+            </w:r>
+          </w:p>
+        </w:tc>
+        <w:tc>
+          <w:tcPr>
+            <w:tcW w:type="dxa" w:w="2592"/>
+            <w:tcMar>
+              <w:top w:w="40" w:type="dxa"/>
+              <w:left w:w="80" w:type="dxa"/>
+              <w:bottom w:w="40" w:type="dxa"/>
+              <w:right w:w="80" w:type="dxa"/>
+            </w:tcMar>
+            <w:shd w:val="clear" w:color="auto" w:fill="1F2A5A"/>
+            <w:vAlign w:val="center"/>
+          </w:tcPr>
+          <w:p>
+            <w:r>
+              <w:rPr>
+                <w:rFonts w:ascii="Avenir Next" w:hAnsi="Avenir Next"/>
+                <w:b/>
+                <w:i w:val="0"/>
+                <w:color w:val="FFFFFF"/>
+                <w:sz w:val="24"/>
+                <w:u w:val="none"/>
+                <w:rFonts w:ascii="Avenir Next" w:hAnsi="Avenir Next" w:cs="Avenir Next"/>
+              </w:rPr>
+              <w:t>ENERGY FORM</w:t>
+            </w:r>
+          </w:p>
+        </w:tc>
+      </w:tr>
+      <w:tr>
+        <w:trPr>
+          <w:trHeight w:val="640" w:hRule="atLeast"/>
+        </w:trPr>
+        <w:tc>
+          <w:tcPr>
+            <w:tcW w:type="dxa" w:w="2880"/>
+            <w:tcMar>
+              <w:top w:w="40" w:type="dxa"/>
+              <w:left w:w="80" w:type="dxa"/>
+              <w:bottom w:w="40" w:type="dxa"/>
+              <w:right w:w="80" w:type="dxa"/>
+            </w:tcMar>
+            <w:vAlign w:val="center"/>
+            <w:tcBorders>
+              <w:bottom w:val="single" w:sz="8" w:color="1A1D26"/>
+            </w:tcBorders>
+          </w:tcPr>
+          <w:p/>
+        </w:tc>
+        <w:tc>
+          <w:tcPr>
+            <w:tcW w:type="dxa" w:w="2592"/>
+            <w:tcMar>
+              <w:top w:w="40" w:type="dxa"/>
+              <w:left w:w="80" w:type="dxa"/>
+              <w:bottom w:w="40" w:type="dxa"/>
+              <w:right w:w="80" w:type="dxa"/>
+            </w:tcMar>
+            <w:vAlign w:val="center"/>
+            <w:tcBorders>
+              <w:bottom w:val="single" w:sz="8" w:color="1A1D26"/>
+            </w:tcBorders>
+          </w:tcPr>
+          <w:p/>
+        </w:tc>
+        <w:tc>
+          <w:tcPr>
+            <w:tcW w:type="dxa" w:w="2592"/>
+            <w:tcMar>
+              <w:top w:w="40" w:type="dxa"/>
+              <w:left w:w="80" w:type="dxa"/>
+              <w:bottom w:w="40" w:type="dxa"/>
+              <w:right w:w="80" w:type="dxa"/>
+            </w:tcMar>
+            <w:vAlign w:val="center"/>
+            <w:tcBorders>
+              <w:bottom w:val="single" w:sz="8" w:color="1A1D26"/>
+            </w:tcBorders>
+          </w:tcPr>
+          <w:p/>
+        </w:tc>
+        <w:tc>
+          <w:tcPr>
+            <w:tcW w:type="dxa" w:w="2592"/>
+            <w:tcMar>
+              <w:top w:w="40" w:type="dxa"/>
+              <w:left w:w="80" w:type="dxa"/>
+              <w:bottom w:w="40" w:type="dxa"/>
+              <w:right w:w="80" w:type="dxa"/>
+            </w:tcMar>
+            <w:vAlign w:val="center"/>
+            <w:tcBorders>
+              <w:bottom w:val="single" w:sz="8" w:color="1A1D26"/>
+            </w:tcBorders>
+          </w:tcPr>
+          <w:p/>
+        </w:tc>
+      </w:tr>
+      <w:tr>
+        <w:trPr>
+          <w:trHeight w:val="640" w:hRule="atLeast"/>
+        </w:trPr>
+        <w:tc>
+          <w:tcPr>
+            <w:tcW w:type="dxa" w:w="2880"/>
+            <w:tcMar>
+              <w:top w:w="40" w:type="dxa"/>
+              <w:left w:w="80" w:type="dxa"/>
+              <w:bottom w:w="40" w:type="dxa"/>
+              <w:right w:w="80" w:type="dxa"/>
+            </w:tcMar>
+            <w:vAlign w:val="center"/>
+            <w:tcBorders>
+              <w:bottom w:val="single" w:sz="8" w:color="1A1D26"/>
+            </w:tcBorders>
+          </w:tcPr>
+          <w:p/>
+        </w:tc>
+        <w:tc>
+          <w:tcPr>
+            <w:tcW w:type="dxa" w:w="2592"/>
+            <w:tcMar>
+              <w:top w:w="40" w:type="dxa"/>
+              <w:left w:w="80" w:type="dxa"/>
+              <w:bottom w:w="40" w:type="dxa"/>
+              <w:right w:w="80" w:type="dxa"/>
+            </w:tcMar>
+            <w:vAlign w:val="center"/>
+            <w:tcBorders>
+              <w:bottom w:val="single" w:sz="8" w:color="1A1D26"/>
+            </w:tcBorders>
+          </w:tcPr>
+          <w:p/>
+        </w:tc>
+        <w:tc>
+          <w:tcPr>
+            <w:tcW w:type="dxa" w:w="2592"/>
+            <w:tcMar>
+              <w:top w:w="40" w:type="dxa"/>
+              <w:left w:w="80" w:type="dxa"/>
+              <w:bottom w:w="40" w:type="dxa"/>
+              <w:right w:w="80" w:type="dxa"/>
+            </w:tcMar>
+            <w:vAlign w:val="center"/>
+            <w:tcBorders>
+              <w:bottom w:val="single" w:sz="8" w:color="1A1D26"/>
+            </w:tcBorders>
+          </w:tcPr>
+          <w:p/>
+        </w:tc>
+        <w:tc>
+          <w:tcPr>
+            <w:tcW w:type="dxa" w:w="2592"/>
+            <w:tcMar>
+              <w:top w:w="40" w:type="dxa"/>
+              <w:left w:w="80" w:type="dxa"/>
+              <w:bottom w:w="40" w:type="dxa"/>
+              <w:right w:w="80" w:type="dxa"/>
+            </w:tcMar>
+            <w:vAlign w:val="center"/>
+            <w:tcBorders>
+              <w:bottom w:val="single" w:sz="8" w:color="1A1D26"/>
+            </w:tcBorders>
+          </w:tcPr>
+          <w:p/>
+        </w:tc>
+      </w:tr>
+      <w:tr>
+        <w:trPr>
+          <w:trHeight w:val="640" w:hRule="atLeast"/>
+        </w:trPr>
+        <w:tc>
+          <w:tcPr>
+            <w:tcW w:type="dxa" w:w="2880"/>
+            <w:tcMar>
+              <w:top w:w="40" w:type="dxa"/>
+              <w:left w:w="80" w:type="dxa"/>
+              <w:bottom w:w="40" w:type="dxa"/>
+              <w:right w:w="80" w:type="dxa"/>
+            </w:tcMar>
+            <w:vAlign w:val="center"/>
+            <w:tcBorders>
+              <w:bottom w:val="single" w:sz="8" w:color="1A1D26"/>
+            </w:tcBorders>
+          </w:tcPr>
+          <w:p/>
+        </w:tc>
+        <w:tc>
+          <w:tcPr>
+            <w:tcW w:type="dxa" w:w="2592"/>
+            <w:tcMar>
+              <w:top w:w="40" w:type="dxa"/>
+              <w:left w:w="80" w:type="dxa"/>
+              <w:bottom w:w="40" w:type="dxa"/>
+              <w:right w:w="80" w:type="dxa"/>
+            </w:tcMar>
+            <w:vAlign w:val="center"/>
+            <w:tcBorders>
+              <w:bottom w:val="single" w:sz="8" w:color="1A1D26"/>
+            </w:tcBorders>
+          </w:tcPr>
+          <w:p/>
+        </w:tc>
+        <w:tc>
+          <w:tcPr>
+            <w:tcW w:type="dxa" w:w="2592"/>
+            <w:tcMar>
+              <w:top w:w="40" w:type="dxa"/>
+              <w:left w:w="80" w:type="dxa"/>
+              <w:bottom w:w="40" w:type="dxa"/>
+              <w:right w:w="80" w:type="dxa"/>
+            </w:tcMar>
+            <w:vAlign w:val="center"/>
+            <w:tcBorders>
+              <w:bottom w:val="single" w:sz="8" w:color="1A1D26"/>
+            </w:tcBorders>
+          </w:tcPr>
+          <w:p/>
+        </w:tc>
+        <w:tc>
+          <w:tcPr>
+            <w:tcW w:type="dxa" w:w="2592"/>
+            <w:tcMar>
+              <w:top w:w="40" w:type="dxa"/>
+              <w:left w:w="80" w:type="dxa"/>
+              <w:bottom w:w="40" w:type="dxa"/>
+              <w:right w:w="80" w:type="dxa"/>
+            </w:tcMar>
+            <w:vAlign w:val="center"/>
+            <w:tcBorders>
+              <w:bottom w:val="single" w:sz="8" w:color="1A1D26"/>
+            </w:tcBorders>
+          </w:tcPr>
+          <w:p/>
+        </w:tc>
+      </w:tr>
+    </w:tbl>
+    <w:p>
+      <w:pPr>
+        <w:spacing w:before="0" w:after="40"/>
+      </w:pPr>
+      <w:r>
+        <w:rPr>
+          <w:sz w:val="4"/>
+        </w:rPr>
+      </w:r>
+    </w:p>
+    <w:tbl>
+      <w:tblPr>
+        <w:tblW w:type="auto" w:w="0"/>
+        <w:tblLook w:firstColumn="1" w:firstRow="1" w:lastColumn="0" w:lastRow="0" w:noHBand="0" w:noVBand="1" w:val="04A0"/>
+        <w:tblBorders>
+          <w:top w:val="none"/>
+          <w:left w:val="none"/>
+          <w:bottom w:val="none"/>
+          <w:right w:val="none"/>
+          <w:insideH w:val="none"/>
+          <w:insideV w:val="none"/>
+        </w:tblBorders>
+      </w:tblPr>
+      <w:tblGrid>
+        <w:gridCol w:w="10656"/>
+      </w:tblGrid>
+      <w:tr>
+        <w:tc>
+          <w:tcPr>
+            <w:tcW w:type="dxa" w:w="10656"/>
+            <w:tcMar>
+              <w:top w:w="12" w:type="dxa"/>
+              <w:left w:w="0" w:type="dxa"/>
+              <w:bottom w:w="18" w:type="dxa"/>
+              <w:right w:w="0" w:type="dxa"/>
+            </w:tcMar>
+          </w:tcPr>
+          <w:p>
+            <w:pPr>
+              <w:pBdr>
+                <w:bottom w:val="single" w:sz="10" w:color="1F2A5A"/>
+              </w:pBdr>
+            </w:pPr>
+            <w:r>
+              <w:rPr>
+                <w:rFonts w:ascii="Avenir Next" w:hAnsi="Avenir Next"/>
+                <w:b/>
+                <w:i w:val="0"/>
+                <w:color w:val="A67C16"/>
+                <w:sz w:val="32"/>
+                <w:u w:val="none"/>
+                <w:rFonts w:ascii="Avenir Next" w:hAnsi="Avenir Next" w:cs="Avenir Next"/>
+              </w:rPr>
+              <w:t xml:space="preserve">C   </w:t>
+            </w:r>
+            <w:r>
+              <w:rPr>
+                <w:rFonts w:ascii="Avenir Next" w:hAnsi="Avenir Next"/>
+                <w:b/>
+                <w:i w:val="0"/>
+                <w:color w:val="1F2A5A"/>
+                <w:sz w:val="32"/>
+                <w:u w:val="none"/>
+                <w:rFonts w:ascii="Avenir Next" w:hAnsi="Avenir Next" w:cs="Avenir Next"/>
+              </w:rPr>
+              <w:t>STORED ENERGY — FLASHLIGHT DEMO</w:t>
+            </w:r>
+          </w:p>
+        </w:tc>
+      </w:tr>
+    </w:tbl>
+    <w:p>
+      <w:pPr>
+        <w:spacing w:before="0" w:after="20"/>
+      </w:pPr>
+      <w:r>
+        <w:rPr>
+          <w:rFonts w:ascii="Avenir Next" w:hAnsi="Avenir Next"/>
+          <w:b/>
+          <w:i w:val="0"/>
+          <w:color w:val="1A1D26"/>
+          <w:sz w:val="28"/>
+          <w:u w:val="none"/>
+          <w:rFonts w:ascii="Avenir Next" w:hAnsi="Avenir Next" w:cs="Avenir Next"/>
+        </w:rPr>
+        <w:t>Prediction — What do you think will happen?</w:t>
+      </w:r>
+    </w:p>
+    <w:tbl>
+      <w:tblPr>
+        <w:tblW w:type="auto" w:w="0"/>
+        <w:tblLook w:firstColumn="1" w:firstRow="1" w:lastColumn="0" w:lastRow="0" w:noHBand="0" w:noVBand="1" w:val="04A0"/>
+        <w:tblBorders>
+          <w:top w:val="none"/>
+          <w:left w:val="none"/>
+          <w:bottom w:val="none"/>
+          <w:right w:val="none"/>
+          <w:insideH w:val="none"/>
+          <w:insideV w:val="none"/>
+        </w:tblBorders>
+      </w:tblPr>
+      <w:tblGrid>
+        <w:gridCol w:w="10656"/>
+      </w:tblGrid>
+      <w:tr>
+        <w:trPr>
+          <w:trHeight w:val="560" w:hRule="exact"/>
+        </w:trPr>
+        <w:tc>
+          <w:tcPr>
+            <w:tcW w:type="dxa" w:w="10656"/>
+            <w:tcMar>
+              <w:top w:w="0" w:type="dxa"/>
+              <w:left w:w="0" w:type="dxa"/>
+              <w:bottom w:w="0" w:type="dxa"/>
+              <w:right w:w="0" w:type="dxa"/>
+            </w:tcMar>
+            <w:tcBorders>
+              <w:bottom w:val="single" w:sz="8" w:color="1A1D26"/>
+            </w:tcBorders>
+          </w:tcPr>
+          <w:p>
+            <w:pPr>
+              <w:spacing w:before="0" w:after="0" w:line="40" w:lineRule="exact"/>
+            </w:pPr>
+            <w:r>
+              <w:rPr>
+                <w:rFonts w:ascii="Avenir Next" w:hAnsi="Avenir Next"/>
+                <w:b w:val="0"/>
+                <w:i w:val="0"/>
+                <w:color w:val="1A1D26"/>
+                <w:sz w:val="4"/>
+                <w:u w:val="none"/>
+                <w:rFonts w:ascii="Avenir Next" w:hAnsi="Avenir Next" w:cs="Avenir Next"/>
+              </w:rPr>
+            </w:r>
+          </w:p>
+        </w:tc>
+      </w:tr>
+      <w:tr>
+        <w:trPr>
+          <w:trHeight w:val="560" w:hRule="exact"/>
+        </w:trPr>
+        <w:tc>
+          <w:tcPr>
+            <w:tcW w:type="dxa" w:w="10656"/>
+            <w:tcMar>
+              <w:top w:w="0" w:type="dxa"/>
+              <w:left w:w="0" w:type="dxa"/>
+              <w:bottom w:w="0" w:type="dxa"/>
+              <w:right w:w="0" w:type="dxa"/>
+            </w:tcMar>
+            <w:tcBorders>
+              <w:bottom w:val="single" w:sz="8" w:color="1A1D26"/>
+            </w:tcBorders>
+          </w:tcPr>
+          <w:p>
+            <w:pPr>
+              <w:spacing w:before="0" w:after="0" w:line="40" w:lineRule="exact"/>
+            </w:pPr>
+            <w:r>
+              <w:rPr>
+                <w:rFonts w:ascii="Avenir Next" w:hAnsi="Avenir Next"/>
+                <w:b w:val="0"/>
+                <w:i w:val="0"/>
+                <w:color w:val="1A1D26"/>
+                <w:sz w:val="4"/>
+                <w:u w:val="none"/>
+                <w:rFonts w:ascii="Avenir Next" w:hAnsi="Avenir Next" w:cs="Avenir Next"/>
+              </w:rPr>
+            </w:r>
+          </w:p>
+        </w:tc>
+      </w:tr>
+    </w:tbl>
+    <w:p>
+      <w:pPr>
+        <w:spacing w:before="0" w:after="40"/>
+      </w:pPr>
+      <w:r>
+        <w:rPr>
+          <w:sz w:val="4"/>
         </w:rPr>
       </w:r>
     </w:p>
     <w:p>
       <w:pPr>
-        <w:spacing w:after="40"/>
+        <w:spacing w:before="0" w:after="20"/>
       </w:pPr>
       <w:r>
         <w:rPr>
+          <w:rFonts w:ascii="Avenir Next" w:hAnsi="Avenir Next"/>
+          <w:b/>
           <w:i w:val="0"/>
-          <w:color w:val="444444"/>
-          <w:sz w:val="24"/>
+          <w:color w:val="1A1D26"/>
+          <w:sz w:val="28"/>
+          <w:u w:val="none"/>
+          <w:rFonts w:ascii="Avenir Next" w:hAnsi="Avenir Next" w:cs="Avenir Next"/>
         </w:rPr>
-        <w:t>Write one question you still have:</w:t>
+        <w:t>Observation — What happened?</w:t>
+      </w:r>
+    </w:p>
+    <w:tbl>
+      <w:tblPr>
+        <w:tblW w:type="auto" w:w="0"/>
+        <w:tblLook w:firstColumn="1" w:firstRow="1" w:lastColumn="0" w:lastRow="0" w:noHBand="0" w:noVBand="1" w:val="04A0"/>
+        <w:tblBorders>
+          <w:top w:val="none"/>
+          <w:left w:val="none"/>
+          <w:bottom w:val="none"/>
+          <w:right w:val="none"/>
+          <w:insideH w:val="none"/>
+          <w:insideV w:val="none"/>
+        </w:tblBorders>
+      </w:tblPr>
+      <w:tblGrid>
+        <w:gridCol w:w="10656"/>
+      </w:tblGrid>
+      <w:tr>
+        <w:trPr>
+          <w:trHeight w:val="560" w:hRule="exact"/>
+        </w:trPr>
+        <w:tc>
+          <w:tcPr>
+            <w:tcW w:type="dxa" w:w="10656"/>
+            <w:tcMar>
+              <w:top w:w="0" w:type="dxa"/>
+              <w:left w:w="0" w:type="dxa"/>
+              <w:bottom w:w="0" w:type="dxa"/>
+              <w:right w:w="0" w:type="dxa"/>
+            </w:tcMar>
+            <w:tcBorders>
+              <w:bottom w:val="single" w:sz="8" w:color="1A1D26"/>
+            </w:tcBorders>
+          </w:tcPr>
+          <w:p>
+            <w:pPr>
+              <w:spacing w:before="0" w:after="0" w:line="40" w:lineRule="exact"/>
+            </w:pPr>
+            <w:r>
+              <w:rPr>
+                <w:rFonts w:ascii="Avenir Next" w:hAnsi="Avenir Next"/>
+                <w:b w:val="0"/>
+                <w:i w:val="0"/>
+                <w:color w:val="1A1D26"/>
+                <w:sz w:val="4"/>
+                <w:u w:val="none"/>
+                <w:rFonts w:ascii="Avenir Next" w:hAnsi="Avenir Next" w:cs="Avenir Next"/>
+              </w:rPr>
+            </w:r>
+          </w:p>
+        </w:tc>
+      </w:tr>
+      <w:tr>
+        <w:trPr>
+          <w:trHeight w:val="560" w:hRule="exact"/>
+        </w:trPr>
+        <w:tc>
+          <w:tcPr>
+            <w:tcW w:type="dxa" w:w="10656"/>
+            <w:tcMar>
+              <w:top w:w="0" w:type="dxa"/>
+              <w:left w:w="0" w:type="dxa"/>
+              <w:bottom w:w="0" w:type="dxa"/>
+              <w:right w:w="0" w:type="dxa"/>
+            </w:tcMar>
+            <w:tcBorders>
+              <w:bottom w:val="single" w:sz="8" w:color="1A1D26"/>
+            </w:tcBorders>
+          </w:tcPr>
+          <w:p>
+            <w:pPr>
+              <w:spacing w:before="0" w:after="0" w:line="40" w:lineRule="exact"/>
+            </w:pPr>
+            <w:r>
+              <w:rPr>
+                <w:rFonts w:ascii="Avenir Next" w:hAnsi="Avenir Next"/>
+                <w:b w:val="0"/>
+                <w:i w:val="0"/>
+                <w:color w:val="1A1D26"/>
+                <w:sz w:val="4"/>
+                <w:u w:val="none"/>
+                <w:rFonts w:ascii="Avenir Next" w:hAnsi="Avenir Next" w:cs="Avenir Next"/>
+              </w:rPr>
+            </w:r>
+          </w:p>
+        </w:tc>
+      </w:tr>
+    </w:tbl>
+    <w:p>
+      <w:pPr>
+        <w:spacing w:before="0" w:after="40"/>
+      </w:pPr>
+      <w:r>
+        <w:rPr>
+          <w:sz w:val="4"/>
+        </w:rPr>
       </w:r>
     </w:p>
     <w:p>
       <w:pPr>
-        <w:spacing w:before="40" w:after="120"/>
-        <w:pBdr>
-          <w:bottom w:val="single" w:sz="6" w:space="1" w:color="999999"/>
-        </w:pBdr>
-      </w:pPr>
-    </w:p>
-    <w:p>
-      <w:pPr>
-        <w:spacing w:before="200" w:after="60"/>
+        <w:spacing w:before="0" w:after="20"/>
       </w:pPr>
       <w:r>
         <w:rPr>
+          <w:rFonts w:ascii="Avenir Next" w:hAnsi="Avenir Next"/>
           <w:b/>
-          <w:color w:val="C05014"/>
+          <w:i w:val="0"/>
+          <w:color w:val="1A1D26"/>
           <w:sz w:val="28"/>
+          <w:u w:val="none"/>
+          <w:rFonts w:ascii="Avenir Next" w:hAnsi="Avenir Next" w:cs="Avenir Next"/>
         </w:rPr>
-        <w:t>PART C — STORED ENERGY (battery / device)</w:t>
+        <w:t>Evidence — What change did you observe?</w:t>
+      </w:r>
+    </w:p>
+    <w:tbl>
+      <w:tblPr>
+        <w:tblW w:type="auto" w:w="0"/>
+        <w:tblLook w:firstColumn="1" w:firstRow="1" w:lastColumn="0" w:lastRow="0" w:noHBand="0" w:noVBand="1" w:val="04A0"/>
+        <w:tblBorders>
+          <w:top w:val="none"/>
+          <w:left w:val="none"/>
+          <w:bottom w:val="none"/>
+          <w:right w:val="none"/>
+          <w:insideH w:val="none"/>
+          <w:insideV w:val="none"/>
+        </w:tblBorders>
+      </w:tblPr>
+      <w:tblGrid>
+        <w:gridCol w:w="10656"/>
+      </w:tblGrid>
+      <w:tr>
+        <w:trPr>
+          <w:trHeight w:val="560" w:hRule="exact"/>
+        </w:trPr>
+        <w:tc>
+          <w:tcPr>
+            <w:tcW w:type="dxa" w:w="10656"/>
+            <w:tcMar>
+              <w:top w:w="0" w:type="dxa"/>
+              <w:left w:w="0" w:type="dxa"/>
+              <w:bottom w:w="0" w:type="dxa"/>
+              <w:right w:w="0" w:type="dxa"/>
+            </w:tcMar>
+            <w:tcBorders>
+              <w:bottom w:val="single" w:sz="8" w:color="1A1D26"/>
+            </w:tcBorders>
+          </w:tcPr>
+          <w:p>
+            <w:pPr>
+              <w:spacing w:before="0" w:after="0" w:line="40" w:lineRule="exact"/>
+            </w:pPr>
+            <w:r>
+              <w:rPr>
+                <w:rFonts w:ascii="Avenir Next" w:hAnsi="Avenir Next"/>
+                <w:b w:val="0"/>
+                <w:i w:val="0"/>
+                <w:color w:val="1A1D26"/>
+                <w:sz w:val="4"/>
+                <w:u w:val="none"/>
+                <w:rFonts w:ascii="Avenir Next" w:hAnsi="Avenir Next" w:cs="Avenir Next"/>
+              </w:rPr>
+            </w:r>
+          </w:p>
+        </w:tc>
+      </w:tr>
+      <w:tr>
+        <w:trPr>
+          <w:trHeight w:val="560" w:hRule="exact"/>
+        </w:trPr>
+        <w:tc>
+          <w:tcPr>
+            <w:tcW w:type="dxa" w:w="10656"/>
+            <w:tcMar>
+              <w:top w:w="0" w:type="dxa"/>
+              <w:left w:w="0" w:type="dxa"/>
+              <w:bottom w:w="0" w:type="dxa"/>
+              <w:right w:w="0" w:type="dxa"/>
+            </w:tcMar>
+            <w:tcBorders>
+              <w:bottom w:val="single" w:sz="8" w:color="1A1D26"/>
+            </w:tcBorders>
+          </w:tcPr>
+          <w:p>
+            <w:pPr>
+              <w:spacing w:before="0" w:after="0" w:line="40" w:lineRule="exact"/>
+            </w:pPr>
+            <w:r>
+              <w:rPr>
+                <w:rFonts w:ascii="Avenir Next" w:hAnsi="Avenir Next"/>
+                <w:b w:val="0"/>
+                <w:i w:val="0"/>
+                <w:color w:val="1A1D26"/>
+                <w:sz w:val="4"/>
+                <w:u w:val="none"/>
+                <w:rFonts w:ascii="Avenir Next" w:hAnsi="Avenir Next" w:cs="Avenir Next"/>
+              </w:rPr>
+            </w:r>
+          </w:p>
+        </w:tc>
+      </w:tr>
+    </w:tbl>
+    <w:p>
+      <w:pPr>
+        <w:spacing w:before="0" w:after="40"/>
+      </w:pPr>
+      <w:r>
+        <w:rPr>
+          <w:sz w:val="4"/>
+        </w:rPr>
       </w:r>
     </w:p>
     <w:p>
       <w:pPr>
-        <w:spacing w:after="20"/>
+        <w:spacing w:before="0" w:after="20"/>
       </w:pPr>
       <w:r>
         <w:rPr>
+          <w:rFonts w:ascii="Avenir Next" w:hAnsi="Avenir Next"/>
           <w:b/>
-          <w:sz w:val="24"/>
-        </w:rPr>
-        <w:t>Prediction — What do you think will happen?</w:t>
-      </w:r>
-    </w:p>
-    <w:p>
-      <w:pPr>
-        <w:spacing w:before="40" w:after="120"/>
-        <w:pBdr>
-          <w:bottom w:val="single" w:sz="6" w:space="1" w:color="999999"/>
-        </w:pBdr>
-      </w:pPr>
-    </w:p>
-    <w:p>
-      <w:pPr>
-        <w:spacing w:after="20"/>
-      </w:pPr>
-      <w:r>
-        <w:rPr>
-          <w:b/>
-          <w:sz w:val="24"/>
-        </w:rPr>
-        <w:t>Observation — What happened?</w:t>
-      </w:r>
-    </w:p>
-    <w:p>
-      <w:pPr>
-        <w:spacing w:before="40" w:after="120"/>
-        <w:pBdr>
-          <w:bottom w:val="single" w:sz="6" w:space="1" w:color="999999"/>
-        </w:pBdr>
-      </w:pPr>
-    </w:p>
-    <w:p>
-      <w:pPr>
-        <w:spacing w:after="20"/>
-      </w:pPr>
-      <w:r>
-        <w:rPr>
-          <w:b/>
-          <w:sz w:val="24"/>
-        </w:rPr>
-        <w:t>Evidence — What change did you observe?</w:t>
-      </w:r>
-    </w:p>
-    <w:p>
-      <w:pPr>
-        <w:spacing w:before="40" w:after="120"/>
-        <w:pBdr>
-          <w:bottom w:val="single" w:sz="6" w:space="1" w:color="999999"/>
-        </w:pBdr>
-      </w:pPr>
-    </w:p>
-    <w:p>
-      <w:pPr>
-        <w:spacing w:after="20"/>
-      </w:pPr>
-      <w:r>
-        <w:rPr>
-          <w:b/>
-          <w:sz w:val="24"/>
+          <w:i w:val="0"/>
+          <w:color w:val="1A1D26"/>
+          <w:sz w:val="28"/>
+          <w:u w:val="none"/>
+          <w:rFonts w:ascii="Avenir Next" w:hAnsi="Avenir Next" w:cs="Avenir Next"/>
         </w:rPr>
         <w:t>Explanation — What does this tell you about stored energy?</w:t>
       </w:r>
     </w:p>
+    <w:tbl>
+      <w:tblPr>
+        <w:tblW w:type="auto" w:w="0"/>
+        <w:tblLook w:firstColumn="1" w:firstRow="1" w:lastColumn="0" w:lastRow="0" w:noHBand="0" w:noVBand="1" w:val="04A0"/>
+        <w:tblBorders>
+          <w:top w:val="none"/>
+          <w:left w:val="none"/>
+          <w:bottom w:val="none"/>
+          <w:right w:val="none"/>
+          <w:insideH w:val="none"/>
+          <w:insideV w:val="none"/>
+        </w:tblBorders>
+      </w:tblPr>
+      <w:tblGrid>
+        <w:gridCol w:w="10656"/>
+      </w:tblGrid>
+      <w:tr>
+        <w:trPr>
+          <w:trHeight w:val="560" w:hRule="exact"/>
+        </w:trPr>
+        <w:tc>
+          <w:tcPr>
+            <w:tcW w:type="dxa" w:w="10656"/>
+            <w:tcMar>
+              <w:top w:w="0" w:type="dxa"/>
+              <w:left w:w="0" w:type="dxa"/>
+              <w:bottom w:w="0" w:type="dxa"/>
+              <w:right w:w="0" w:type="dxa"/>
+            </w:tcMar>
+            <w:tcBorders>
+              <w:bottom w:val="single" w:sz="8" w:color="1A1D26"/>
+            </w:tcBorders>
+          </w:tcPr>
+          <w:p>
+            <w:pPr>
+              <w:spacing w:before="0" w:after="0" w:line="40" w:lineRule="exact"/>
+            </w:pPr>
+            <w:r>
+              <w:rPr>
+                <w:rFonts w:ascii="Avenir Next" w:hAnsi="Avenir Next"/>
+                <w:b w:val="0"/>
+                <w:i w:val="0"/>
+                <w:color w:val="1A1D26"/>
+                <w:sz w:val="4"/>
+                <w:u w:val="none"/>
+                <w:rFonts w:ascii="Avenir Next" w:hAnsi="Avenir Next" w:cs="Avenir Next"/>
+              </w:rPr>
+            </w:r>
+          </w:p>
+        </w:tc>
+      </w:tr>
+      <w:tr>
+        <w:trPr>
+          <w:trHeight w:val="560" w:hRule="exact"/>
+        </w:trPr>
+        <w:tc>
+          <w:tcPr>
+            <w:tcW w:type="dxa" w:w="10656"/>
+            <w:tcMar>
+              <w:top w:w="0" w:type="dxa"/>
+              <w:left w:w="0" w:type="dxa"/>
+              <w:bottom w:w="0" w:type="dxa"/>
+              <w:right w:w="0" w:type="dxa"/>
+            </w:tcMar>
+            <w:tcBorders>
+              <w:bottom w:val="single" w:sz="8" w:color="1A1D26"/>
+            </w:tcBorders>
+          </w:tcPr>
+          <w:p>
+            <w:pPr>
+              <w:spacing w:before="0" w:after="0" w:line="40" w:lineRule="exact"/>
+            </w:pPr>
+            <w:r>
+              <w:rPr>
+                <w:rFonts w:ascii="Avenir Next" w:hAnsi="Avenir Next"/>
+                <w:b w:val="0"/>
+                <w:i w:val="0"/>
+                <w:color w:val="1A1D26"/>
+                <w:sz w:val="4"/>
+                <w:u w:val="none"/>
+                <w:rFonts w:ascii="Avenir Next" w:hAnsi="Avenir Next" w:cs="Avenir Next"/>
+              </w:rPr>
+            </w:r>
+          </w:p>
+        </w:tc>
+      </w:tr>
+      <w:tr>
+        <w:trPr>
+          <w:trHeight w:val="560" w:hRule="exact"/>
+        </w:trPr>
+        <w:tc>
+          <w:tcPr>
+            <w:tcW w:type="dxa" w:w="10656"/>
+            <w:tcMar>
+              <w:top w:w="0" w:type="dxa"/>
+              <w:left w:w="0" w:type="dxa"/>
+              <w:bottom w:w="0" w:type="dxa"/>
+              <w:right w:w="0" w:type="dxa"/>
+            </w:tcMar>
+            <w:tcBorders>
+              <w:bottom w:val="single" w:sz="8" w:color="1A1D26"/>
+            </w:tcBorders>
+          </w:tcPr>
+          <w:p>
+            <w:pPr>
+              <w:spacing w:before="0" w:after="0" w:line="40" w:lineRule="exact"/>
+            </w:pPr>
+            <w:r>
+              <w:rPr>
+                <w:rFonts w:ascii="Avenir Next" w:hAnsi="Avenir Next"/>
+                <w:b w:val="0"/>
+                <w:i w:val="0"/>
+                <w:color w:val="1A1D26"/>
+                <w:sz w:val="4"/>
+                <w:u w:val="none"/>
+                <w:rFonts w:ascii="Avenir Next" w:hAnsi="Avenir Next" w:cs="Avenir Next"/>
+              </w:rPr>
+            </w:r>
+          </w:p>
+        </w:tc>
+      </w:tr>
+    </w:tbl>
     <w:p>
       <w:pPr>
-        <w:spacing w:before="40" w:after="120"/>
-        <w:pBdr>
-          <w:bottom w:val="single" w:sz="6" w:space="1" w:color="999999"/>
-        </w:pBdr>
+        <w:spacing w:before="0" w:after="0" w:line="20" w:lineRule="exact"/>
+        <w:rPr>
+          <w:sz w:val="2"/>
+        </w:rPr>
       </w:pPr>
+      <w:r>
+        <w:rPr>
+          <w:sz w:val="2"/>
+        </w:rPr>
+      </w:r>
     </w:p>
     <w:sectPr>
-      <w:pgSz w:w="15840" w:h="12240" w:orient="landscape"/>
-      <w:pgMar w:top="1008" w:right="1152" w:bottom="1008" w:left="1152" w:header="720" w:footer="720" w:gutter="0"/>
+      <w:footerReference w:type="default" r:id="rId9"/>
+      <w:pgSz w:w="12240" w:h="15840"/>
+      <w:pgMar w:top="720" w:right="792" w:bottom="720" w:left="792" w:header="720" w:footer="720" w:gutter="0"/>
       <w:cols w:space="720"/>
       <w:docGrid w:linePitch="360"/>
     </w:sectPr>
   </w:body>
 </w:document>
+</file>
+
+<file path=word/footer1.xml><?xml version="1.0" encoding="utf-8"?>
+<w:ftr xmlns:m="http://schemas.openxmlformats.org/officeDocument/2006/math" xmlns:mc="http://schemas.openxmlformats.org/markup-compatibility/2006" xmlns:mo="http://schemas.microsoft.com/office/mac/office/2008/main" xmlns:mv="urn:schemas-microsoft-com:mac:vml" xmlns:o="urn:schemas-microsoft-com:office:office" xmlns:r="http://schemas.openxmlformats.org/officeDocument/2006/relationships" xmlns:v="urn:schemas-microsoft-com:vml" xmlns:w10="urn:schemas-microsoft-com:office:word" xmlns:w14="http://schemas.microsoft.com/office/word/2010/wordml" xmlns:w="http://schemas.openxmlformats.org/wordprocessingml/2006/main" xmlns:wne="http://schemas.microsoft.com/office/word/2006/wordml" xmlns:wp14="http://schemas.microsoft.com/office/word/2010/wordprocessingDrawing" xmlns:wp="http://schemas.openxmlformats.org/drawingml/2006/wordprocessingDrawing" xmlns:wpc="http://schemas.microsoft.com/office/word/2010/wordprocessingCanvas" xmlns:wpg="http://schemas.microsoft.com/office/word/2010/wordprocessingGroup" xmlns:wpi="http://schemas.microsoft.com/office/word/2010/wordprocessingInk" xmlns:wps="http://schemas.microsoft.com/office/word/2010/wordprocessingShape" mc:Ignorable="w14 wp14">
+  <w:p>
+    <w:pPr>
+      <w:pStyle w:val="Footer"/>
+      <w:jc w:val="center"/>
+      <w:pBdr>
+        <w:top w:val="single" w:sz="6" w:color="D8DCE4"/>
+      </w:pBdr>
+    </w:pPr>
+    <w:r>
+      <w:rPr>
+        <w:rFonts w:ascii="Avenir Next" w:hAnsi="Avenir Next"/>
+        <w:b w:val="0"/>
+        <w:i w:val="0"/>
+        <w:color w:val="4A5268"/>
+        <w:sz w:val="17"/>
+        <w:u w:val="none"/>
+        <w:rFonts w:ascii="Avenir Next" w:hAnsi="Avenir Next" w:cs="Avenir Next"/>
+      </w:rPr>
+      <w:t>Unit 1 · Chapter 1 · Energy Detectives · Optional · Not graded</w:t>
+    </w:r>
+  </w:p>
+</w:ftr>
 </file>
 
 <file path=word/numbering.xml><?xml version="1.0" encoding="utf-8"?>
@@ -1024,8 +2163,9 @@
     <w:qFormat/>
     <w:rsid w:val="00FC693F"/>
     <w:rPr>
-      <w:rFonts w:ascii="Arial" w:hAnsi="Arial" w:eastAsia="Arial"/>
-      <w:sz w:val="22"/>
+      <w:rFonts w:ascii="Avenir Next" w:hAnsi="Avenir Next"/>
+      <w:color w:val="1A1D26"/>
+      <w:sz w:val="28"/>
     </w:rPr>
   </w:style>
   <w:style w:type="paragraph" w:styleId="Header">
